--- a/document_templates/Notifications/Notification-validated.docx
+++ b/document_templates/Notifications/Notification-validated.docx
@@ -1161,8 +1161,10 @@
           <w:sz w:val="24"/>
           <w:szCs w:val="24"/>
         </w:rPr>
-        <w:t>${type_of_guarantee.name} de ${value}</w:t>
-      </w:r>
+        <w:t>${type_of_guarantee.name}</w:t>
+      </w:r>
+      <w:bookmarkStart w:id="3" w:name="_GoBack"/>
+      <w:bookmarkEnd w:id="3"/>
       <w:r>
         <w:rPr>
           <w:rFonts w:hint="default" w:ascii="Times New Roman" w:hAnsi="Times New Roman" w:cs="Times New Roman"/>
@@ -1170,7 +1172,7 @@
           <w:szCs w:val="24"/>
           <w:lang w:val="en-US"/>
         </w:rPr>
-        <w:t xml:space="preserve"> FCFA: </w:t>
+        <w:t xml:space="preserve">: </w:t>
       </w:r>
       <w:r>
         <w:rPr>
@@ -1903,12 +1905,6 @@
             <w:insideH w:val="single" w:color="auto" w:sz="4" w:space="0"/>
             <w:insideV w:val="single" w:color="auto" w:sz="4" w:space="0"/>
           </w:tblBorders>
-          <w:tblCellMar>
-            <w:top w:w="0" w:type="dxa"/>
-            <w:left w:w="108" w:type="dxa"/>
-            <w:bottom w:w="0" w:type="dxa"/>
-            <w:right w:w="108" w:type="dxa"/>
-          </w:tblCellMar>
         </w:tblPrEx>
         <w:tc>
           <w:tcPr>
@@ -2480,8 +2476,6 @@
                 </wp:inline>
               </w:drawing>
             </w:r>
-            <w:bookmarkStart w:id="3" w:name="_GoBack"/>
-            <w:bookmarkEnd w:id="3"/>
           </w:p>
         </w:tc>
       </w:tr>

--- a/document_templates/Notifications/Notification-validated.docx
+++ b/document_templates/Notifications/Notification-validated.docx
@@ -14,8 +14,8 @@
           <w:lang w:val="en-US"/>
         </w:rPr>
       </w:pPr>
-      <w:bookmarkStart w:id="0" w:name="_Hlk71183188"/>
-      <w:bookmarkStart w:id="1" w:name="_Hlk66701854"/>
+      <w:bookmarkStart w:id="0" w:name="_Hlk66701854"/>
+      <w:bookmarkStart w:id="1" w:name="_Hlk71183188"/>
       <w:r>
         <w:rPr>
           <w:rFonts w:hint="default" w:ascii="Times New Roman" w:hAnsi="Times New Roman" w:cs="Times New Roman"/>
@@ -526,604 +526,698 @@
     </w:p>
     <w:p>
       <w:pPr>
+        <w:pStyle w:val="9"/>
+        <w:rPr>
+          <w:rFonts w:hint="default" w:ascii="Times New Roman" w:hAnsi="Times New Roman" w:cs="Times New Roman"/>
+          <w:sz w:val="19"/>
+          <w:szCs w:val="19"/>
+        </w:rPr>
+      </w:pPr>
+      <w:r>
+        <w:rPr>
+          <w:rFonts w:hint="default" w:ascii="Times New Roman" w:hAnsi="Times New Roman" w:cs="Times New Roman"/>
+          <w:sz w:val="19"/>
+          <w:szCs w:val="19"/>
+        </w:rPr>
+        <w:t>Montant</w:t>
+      </w:r>
+      <w:r>
+        <w:rPr>
+          <w:rFonts w:hint="default" w:ascii="Times New Roman" w:hAnsi="Times New Roman" w:cs="Times New Roman"/>
+          <w:sz w:val="19"/>
+          <w:szCs w:val="19"/>
+        </w:rPr>
+        <w:tab/>
+      </w:r>
+      <w:r>
+        <w:rPr>
+          <w:rFonts w:hint="default" w:ascii="Times New Roman" w:hAnsi="Times New Roman" w:cs="Times New Roman"/>
+          <w:sz w:val="19"/>
+          <w:szCs w:val="19"/>
+        </w:rPr>
+        <w:tab/>
+      </w:r>
+      <w:r>
+        <w:rPr>
+          <w:rFonts w:hint="default" w:ascii="Times New Roman" w:hAnsi="Times New Roman" w:cs="Times New Roman"/>
+          <w:sz w:val="19"/>
+          <w:szCs w:val="19"/>
+        </w:rPr>
+        <w:tab/>
+      </w:r>
+      <w:r>
+        <w:rPr>
+          <w:rFonts w:hint="default" w:ascii="Times New Roman" w:hAnsi="Times New Roman" w:cs="Times New Roman"/>
+          <w:sz w:val="19"/>
+          <w:szCs w:val="19"/>
+        </w:rPr>
+        <w:tab/>
+      </w:r>
+      <w:r>
+        <w:rPr>
+          <w:rFonts w:hint="default" w:ascii="Times New Roman" w:hAnsi="Times New Roman" w:cs="Times New Roman"/>
+          <w:sz w:val="19"/>
+          <w:szCs w:val="19"/>
+        </w:rPr>
+        <w:tab/>
+      </w:r>
+      <w:r>
+        <w:rPr>
+          <w:rFonts w:hint="default" w:cs="Times New Roman"/>
+          <w:sz w:val="19"/>
+          <w:szCs w:val="19"/>
+          <w:lang w:val="en-US"/>
+        </w:rPr>
+        <w:tab/>
+      </w:r>
+      <w:r>
+        <w:rPr>
+          <w:rFonts w:hint="default" w:ascii="Times New Roman" w:hAnsi="Times New Roman" w:cs="Times New Roman"/>
+          <w:sz w:val="19"/>
+          <w:szCs w:val="19"/>
+        </w:rPr>
+        <w:t>: ${</w:t>
+      </w:r>
+      <w:r>
+        <w:rPr>
+          <w:rFonts w:hint="default" w:cs="Times New Roman"/>
+          <w:sz w:val="19"/>
+          <w:szCs w:val="19"/>
+          <w:lang w:val="en-US"/>
+        </w:rPr>
+        <w:t>verbal_trial.</w:t>
+      </w:r>
+      <w:r>
+        <w:rPr>
+          <w:rFonts w:hint="default" w:ascii="Times New Roman" w:hAnsi="Times New Roman" w:cs="Times New Roman"/>
+          <w:sz w:val="19"/>
+          <w:szCs w:val="19"/>
+        </w:rPr>
+        <w:t xml:space="preserve">amount} FCFA </w:t>
+      </w:r>
+    </w:p>
+    <w:p>
+      <w:pPr>
+        <w:pStyle w:val="9"/>
+        <w:rPr>
+          <w:rFonts w:hint="default" w:ascii="Times New Roman" w:hAnsi="Times New Roman" w:cs="Times New Roman"/>
+          <w:sz w:val="19"/>
+          <w:szCs w:val="19"/>
+        </w:rPr>
+      </w:pPr>
+      <w:r>
+        <w:rPr>
+          <w:rFonts w:hint="default" w:ascii="Times New Roman" w:hAnsi="Times New Roman" w:cs="Times New Roman"/>
+          <w:sz w:val="19"/>
+          <w:szCs w:val="19"/>
+        </w:rPr>
+        <w:t>Durée</w:t>
+      </w:r>
+      <w:r>
+        <w:rPr>
+          <w:rFonts w:hint="default" w:ascii="Times New Roman" w:hAnsi="Times New Roman" w:cs="Times New Roman"/>
+          <w:sz w:val="19"/>
+          <w:szCs w:val="19"/>
+        </w:rPr>
+        <w:tab/>
+      </w:r>
+      <w:r>
+        <w:rPr>
+          <w:rFonts w:hint="default" w:ascii="Times New Roman" w:hAnsi="Times New Roman" w:cs="Times New Roman"/>
+          <w:sz w:val="19"/>
+          <w:szCs w:val="19"/>
+        </w:rPr>
+        <w:tab/>
+      </w:r>
+      <w:r>
+        <w:rPr>
+          <w:rFonts w:hint="default" w:ascii="Times New Roman" w:hAnsi="Times New Roman" w:cs="Times New Roman"/>
+          <w:sz w:val="19"/>
+          <w:szCs w:val="19"/>
+        </w:rPr>
+        <w:tab/>
+      </w:r>
+      <w:r>
+        <w:rPr>
+          <w:rFonts w:hint="default" w:ascii="Times New Roman" w:hAnsi="Times New Roman" w:cs="Times New Roman"/>
+          <w:sz w:val="19"/>
+          <w:szCs w:val="19"/>
+        </w:rPr>
+        <w:tab/>
+      </w:r>
+      <w:r>
+        <w:rPr>
+          <w:rFonts w:hint="default" w:ascii="Times New Roman" w:hAnsi="Times New Roman" w:cs="Times New Roman"/>
+          <w:sz w:val="19"/>
+          <w:szCs w:val="19"/>
+        </w:rPr>
+        <w:tab/>
+      </w:r>
+      <w:r>
+        <w:rPr>
+          <w:rFonts w:hint="default" w:ascii="Times New Roman" w:hAnsi="Times New Roman" w:cs="Times New Roman"/>
+          <w:sz w:val="19"/>
+          <w:szCs w:val="19"/>
+        </w:rPr>
+        <w:tab/>
+      </w:r>
+      <w:r>
+        <w:rPr>
+          <w:rFonts w:hint="default" w:ascii="Times New Roman" w:hAnsi="Times New Roman" w:cs="Times New Roman"/>
+          <w:sz w:val="19"/>
+          <w:szCs w:val="19"/>
+        </w:rPr>
+        <w:t>: ${</w:t>
+      </w:r>
+      <w:r>
+        <w:rPr>
+          <w:rFonts w:hint="default" w:cs="Times New Roman"/>
+          <w:sz w:val="19"/>
+          <w:szCs w:val="19"/>
+          <w:lang w:val="en-US"/>
+        </w:rPr>
+        <w:t>verbal_trial.</w:t>
+      </w:r>
+      <w:r>
+        <w:rPr>
+          <w:rFonts w:hint="default" w:ascii="Times New Roman" w:hAnsi="Times New Roman" w:cs="Times New Roman"/>
+          <w:sz w:val="19"/>
+          <w:szCs w:val="19"/>
+        </w:rPr>
+        <w:t xml:space="preserve">duration} mois   </w:t>
+      </w:r>
+    </w:p>
+    <w:p>
+      <w:pPr>
+        <w:pStyle w:val="9"/>
+        <w:rPr>
+          <w:rFonts w:hint="default" w:ascii="Times New Roman" w:hAnsi="Times New Roman" w:cs="Times New Roman"/>
+          <w:sz w:val="19"/>
+          <w:szCs w:val="19"/>
+        </w:rPr>
+      </w:pPr>
+      <w:r>
+        <w:rPr>
+          <w:rFonts w:hint="default" w:ascii="Times New Roman" w:hAnsi="Times New Roman" w:cs="Times New Roman"/>
+          <w:sz w:val="19"/>
+          <w:szCs w:val="19"/>
+        </w:rPr>
+        <w:t>Périodicité</w:t>
+      </w:r>
+      <w:r>
+        <w:rPr>
+          <w:rFonts w:hint="default" w:ascii="Times New Roman" w:hAnsi="Times New Roman" w:cs="Times New Roman"/>
+          <w:sz w:val="19"/>
+          <w:szCs w:val="19"/>
+        </w:rPr>
+        <w:tab/>
+      </w:r>
+      <w:r>
+        <w:rPr>
+          <w:rFonts w:hint="default" w:ascii="Times New Roman" w:hAnsi="Times New Roman" w:cs="Times New Roman"/>
+          <w:sz w:val="19"/>
+          <w:szCs w:val="19"/>
+        </w:rPr>
+        <w:tab/>
+      </w:r>
+      <w:r>
+        <w:rPr>
+          <w:rFonts w:hint="default" w:ascii="Times New Roman" w:hAnsi="Times New Roman" w:cs="Times New Roman"/>
+          <w:sz w:val="19"/>
+          <w:szCs w:val="19"/>
+        </w:rPr>
+        <w:tab/>
+      </w:r>
+      <w:r>
+        <w:rPr>
+          <w:rFonts w:hint="default" w:ascii="Times New Roman" w:hAnsi="Times New Roman" w:cs="Times New Roman"/>
+          <w:sz w:val="19"/>
+          <w:szCs w:val="19"/>
+        </w:rPr>
+        <w:tab/>
+      </w:r>
+      <w:r>
+        <w:rPr>
+          <w:rFonts w:hint="default" w:ascii="Times New Roman" w:hAnsi="Times New Roman" w:cs="Times New Roman"/>
+          <w:sz w:val="19"/>
+          <w:szCs w:val="19"/>
+        </w:rPr>
+        <w:tab/>
+      </w:r>
+      <w:r>
+        <w:rPr>
+          <w:rFonts w:hint="default" w:ascii="Times New Roman" w:hAnsi="Times New Roman" w:cs="Times New Roman"/>
+          <w:sz w:val="19"/>
+          <w:szCs w:val="19"/>
+        </w:rPr>
+        <w:t>: ${</w:t>
+      </w:r>
+      <w:r>
+        <w:rPr>
+          <w:rFonts w:hint="default" w:cs="Times New Roman"/>
+          <w:sz w:val="19"/>
+          <w:szCs w:val="19"/>
+          <w:lang w:val="en-US"/>
+        </w:rPr>
+        <w:t>verbal_trial.</w:t>
+      </w:r>
+      <w:r>
+        <w:rPr>
+          <w:rFonts w:hint="default" w:ascii="Times New Roman" w:hAnsi="Times New Roman" w:cs="Times New Roman"/>
+          <w:sz w:val="19"/>
+          <w:szCs w:val="19"/>
+        </w:rPr>
+        <w:t>periodicity.fr}</w:t>
+      </w:r>
+    </w:p>
+    <w:p>
+      <w:pPr>
+        <w:pStyle w:val="9"/>
+        <w:rPr>
+          <w:rFonts w:hint="default" w:ascii="Times New Roman" w:hAnsi="Times New Roman" w:cs="Times New Roman"/>
+          <w:sz w:val="19"/>
+          <w:szCs w:val="19"/>
+        </w:rPr>
+      </w:pPr>
+      <w:r>
+        <w:rPr>
+          <w:rFonts w:hint="default" w:ascii="Times New Roman" w:hAnsi="Times New Roman" w:cs="Times New Roman"/>
+          <w:sz w:val="19"/>
+          <w:szCs w:val="19"/>
+        </w:rPr>
+        <w:t>Taux d’Intérêt HT</w:t>
+      </w:r>
+      <w:r>
+        <w:rPr>
+          <w:rFonts w:hint="default" w:ascii="Times New Roman" w:hAnsi="Times New Roman" w:cs="Times New Roman"/>
+          <w:sz w:val="19"/>
+          <w:szCs w:val="19"/>
+        </w:rPr>
+        <w:tab/>
+      </w:r>
+      <w:r>
+        <w:rPr>
+          <w:rFonts w:hint="default" w:ascii="Times New Roman" w:hAnsi="Times New Roman" w:cs="Times New Roman"/>
+          <w:sz w:val="19"/>
+          <w:szCs w:val="19"/>
+        </w:rPr>
+        <w:tab/>
+      </w:r>
+      <w:r>
+        <w:rPr>
+          <w:rFonts w:hint="default" w:ascii="Times New Roman" w:hAnsi="Times New Roman" w:cs="Times New Roman"/>
+          <w:sz w:val="19"/>
+          <w:szCs w:val="19"/>
+        </w:rPr>
+        <w:tab/>
+      </w:r>
+      <w:r>
+        <w:rPr>
+          <w:rFonts w:hint="default" w:ascii="Times New Roman" w:hAnsi="Times New Roman" w:cs="Times New Roman"/>
+          <w:sz w:val="19"/>
+          <w:szCs w:val="19"/>
+        </w:rPr>
+        <w:tab/>
+      </w:r>
+      <w:r>
+        <w:rPr>
+          <w:rFonts w:hint="default" w:cs="Times New Roman"/>
+          <w:sz w:val="19"/>
+          <w:szCs w:val="19"/>
+          <w:lang w:val="en-US"/>
+        </w:rPr>
+        <w:tab/>
+      </w:r>
+      <w:r>
+        <w:rPr>
+          <w:rFonts w:hint="default" w:ascii="Times New Roman" w:hAnsi="Times New Roman" w:cs="Times New Roman"/>
+          <w:sz w:val="19"/>
+          <w:szCs w:val="19"/>
+        </w:rPr>
+        <w:t>: ${</w:t>
+      </w:r>
+      <w:r>
+        <w:rPr>
+          <w:rFonts w:hint="default" w:cs="Times New Roman"/>
+          <w:sz w:val="19"/>
+          <w:szCs w:val="19"/>
+          <w:lang w:val="en-US"/>
+        </w:rPr>
+        <w:t>verbal_trial.</w:t>
+      </w:r>
+      <w:r>
+        <w:rPr>
+          <w:rFonts w:hint="default" w:ascii="Times New Roman" w:hAnsi="Times New Roman" w:cs="Times New Roman"/>
+          <w:sz w:val="19"/>
+          <w:szCs w:val="19"/>
+        </w:rPr>
+        <w:t>tax_fee_interest_rate}%</w:t>
+      </w:r>
+    </w:p>
+    <w:p>
+      <w:pPr>
+        <w:pStyle w:val="9"/>
+        <w:rPr>
+          <w:rFonts w:hint="default" w:ascii="Times New Roman" w:hAnsi="Times New Roman" w:cs="Times New Roman"/>
+          <w:sz w:val="19"/>
+          <w:szCs w:val="19"/>
+        </w:rPr>
+      </w:pPr>
+      <w:r>
+        <w:rPr>
+          <w:rFonts w:hint="default" w:ascii="Times New Roman" w:hAnsi="Times New Roman" w:cs="Times New Roman"/>
+          <w:sz w:val="19"/>
+          <w:szCs w:val="19"/>
+        </w:rPr>
+        <w:t>TAF</w:t>
+      </w:r>
+      <w:r>
+        <w:rPr>
+          <w:rFonts w:hint="default" w:ascii="Times New Roman" w:hAnsi="Times New Roman" w:cs="Times New Roman"/>
+          <w:sz w:val="19"/>
+          <w:szCs w:val="19"/>
+        </w:rPr>
+        <w:tab/>
+      </w:r>
+      <w:r>
+        <w:rPr>
+          <w:rFonts w:hint="default" w:ascii="Times New Roman" w:hAnsi="Times New Roman" w:cs="Times New Roman"/>
+          <w:sz w:val="19"/>
+          <w:szCs w:val="19"/>
+        </w:rPr>
+        <w:tab/>
+      </w:r>
+      <w:r>
+        <w:rPr>
+          <w:rFonts w:hint="default" w:ascii="Times New Roman" w:hAnsi="Times New Roman" w:cs="Times New Roman"/>
+          <w:sz w:val="19"/>
+          <w:szCs w:val="19"/>
+        </w:rPr>
+        <w:tab/>
+      </w:r>
+      <w:r>
+        <w:rPr>
+          <w:rFonts w:hint="default" w:ascii="Times New Roman" w:hAnsi="Times New Roman" w:cs="Times New Roman"/>
+          <w:sz w:val="19"/>
+          <w:szCs w:val="19"/>
+        </w:rPr>
+        <w:tab/>
+      </w:r>
+      <w:r>
+        <w:rPr>
+          <w:rFonts w:hint="default" w:ascii="Times New Roman" w:hAnsi="Times New Roman" w:cs="Times New Roman"/>
+          <w:sz w:val="19"/>
+          <w:szCs w:val="19"/>
+        </w:rPr>
+        <w:tab/>
+      </w:r>
+      <w:r>
+        <w:rPr>
+          <w:rFonts w:hint="default" w:ascii="Times New Roman" w:hAnsi="Times New Roman" w:cs="Times New Roman"/>
+          <w:sz w:val="19"/>
+          <w:szCs w:val="19"/>
+        </w:rPr>
+        <w:tab/>
+      </w:r>
+      <w:r>
+        <w:rPr>
+          <w:rFonts w:hint="default" w:ascii="Times New Roman" w:hAnsi="Times New Roman" w:cs="Times New Roman"/>
+          <w:sz w:val="19"/>
+          <w:szCs w:val="19"/>
+        </w:rPr>
+        <w:t>: ${</w:t>
+      </w:r>
+      <w:r>
+        <w:rPr>
+          <w:rFonts w:hint="default" w:cs="Times New Roman"/>
+          <w:sz w:val="19"/>
+          <w:szCs w:val="19"/>
+          <w:lang w:val="en-US"/>
+        </w:rPr>
+        <w:t>verbal_trial.</w:t>
+      </w:r>
+      <w:r>
+        <w:rPr>
+          <w:rFonts w:hint="default" w:ascii="Times New Roman" w:hAnsi="Times New Roman" w:cs="Times New Roman"/>
+          <w:sz w:val="19"/>
+          <w:szCs w:val="19"/>
+        </w:rPr>
+        <w:t>taf}%</w:t>
+      </w:r>
+    </w:p>
+    <w:p>
+      <w:pPr>
+        <w:pStyle w:val="9"/>
+        <w:rPr>
+          <w:rFonts w:hint="default" w:ascii="Times New Roman" w:hAnsi="Times New Roman" w:cs="Times New Roman"/>
+          <w:sz w:val="19"/>
+          <w:szCs w:val="19"/>
+        </w:rPr>
+      </w:pPr>
+      <w:r>
+        <w:rPr>
+          <w:rFonts w:hint="default" w:ascii="Times New Roman" w:hAnsi="Times New Roman" w:cs="Times New Roman"/>
+          <w:sz w:val="19"/>
+          <w:szCs w:val="19"/>
+        </w:rPr>
+        <w:t>Frais de dossier Hors Taxe (${</w:t>
+      </w:r>
+      <w:r>
+        <w:rPr>
+          <w:rFonts w:hint="default" w:cs="Times New Roman"/>
+          <w:sz w:val="19"/>
+          <w:szCs w:val="19"/>
+          <w:lang w:val="en-US"/>
+        </w:rPr>
+        <w:t>verbal_trial.</w:t>
+      </w:r>
+      <w:r>
+        <w:rPr>
+          <w:rFonts w:hint="default" w:ascii="Times New Roman" w:hAnsi="Times New Roman" w:cs="Times New Roman"/>
+          <w:sz w:val="19"/>
+          <w:szCs w:val="19"/>
+        </w:rPr>
+        <w:t>administrative_fees_percentage}%)</w:t>
+      </w:r>
+      <w:r>
+        <w:rPr>
+          <w:rFonts w:hint="default" w:ascii="Times New Roman" w:hAnsi="Times New Roman" w:cs="Times New Roman"/>
+          <w:sz w:val="19"/>
+          <w:szCs w:val="19"/>
+        </w:rPr>
+        <w:tab/>
+      </w:r>
+      <w:r>
+        <w:rPr>
+          <w:rFonts w:hint="default" w:ascii="Times New Roman" w:hAnsi="Times New Roman" w:cs="Times New Roman"/>
+          <w:sz w:val="19"/>
+          <w:szCs w:val="19"/>
+        </w:rPr>
+        <w:tab/>
+      </w:r>
+      <w:r>
+        <w:rPr>
+          <w:rFonts w:hint="default" w:cs="Times New Roman"/>
+          <w:sz w:val="19"/>
+          <w:szCs w:val="19"/>
+          <w:lang w:val="en-US"/>
+        </w:rPr>
+        <w:tab/>
+      </w:r>
+      <w:r>
+        <w:rPr>
+          <w:rFonts w:hint="default" w:ascii="Times New Roman" w:hAnsi="Times New Roman" w:cs="Times New Roman"/>
+          <w:sz w:val="19"/>
+          <w:szCs w:val="19"/>
+        </w:rPr>
+        <w:t>: ${</w:t>
+      </w:r>
+      <w:r>
+        <w:rPr>
+          <w:rFonts w:hint="default" w:cs="Times New Roman"/>
+          <w:sz w:val="19"/>
+          <w:szCs w:val="19"/>
+          <w:lang w:val="en-US"/>
+        </w:rPr>
+        <w:t>verbal_trial.</w:t>
+      </w:r>
+      <w:r>
+        <w:rPr>
+          <w:rFonts w:hint="default" w:ascii="Times New Roman" w:hAnsi="Times New Roman" w:cs="Times New Roman"/>
+          <w:sz w:val="19"/>
+          <w:szCs w:val="19"/>
+        </w:rPr>
+        <w:t>administrative_fees_percentage.value} F CFA</w:t>
+      </w:r>
+    </w:p>
+    <w:p>
+      <w:pPr>
+        <w:pStyle w:val="9"/>
+        <w:rPr>
+          <w:rFonts w:hint="default" w:ascii="Times New Roman" w:hAnsi="Times New Roman" w:cs="Times New Roman"/>
+          <w:sz w:val="19"/>
+          <w:szCs w:val="19"/>
+        </w:rPr>
+      </w:pPr>
+      <w:r>
+        <w:rPr>
+          <w:rFonts w:hint="default" w:ascii="Times New Roman" w:hAnsi="Times New Roman" w:cs="Times New Roman"/>
+          <w:sz w:val="19"/>
+          <w:szCs w:val="19"/>
+        </w:rPr>
+        <w:t>Prime d’assurance</w:t>
+      </w:r>
+      <w:r>
+        <w:rPr>
+          <w:rFonts w:hint="default" w:ascii="Times New Roman" w:hAnsi="Times New Roman" w:cs="Times New Roman"/>
+          <w:sz w:val="19"/>
+          <w:szCs w:val="19"/>
+        </w:rPr>
+        <w:tab/>
+      </w:r>
+      <w:r>
+        <w:rPr>
+          <w:rFonts w:hint="default" w:ascii="Times New Roman" w:hAnsi="Times New Roman" w:cs="Times New Roman"/>
+          <w:sz w:val="19"/>
+          <w:szCs w:val="19"/>
+        </w:rPr>
+        <w:tab/>
+      </w:r>
+      <w:r>
+        <w:rPr>
+          <w:rFonts w:hint="default" w:ascii="Times New Roman" w:hAnsi="Times New Roman" w:cs="Times New Roman"/>
+          <w:sz w:val="19"/>
+          <w:szCs w:val="19"/>
+        </w:rPr>
+        <w:tab/>
+      </w:r>
+      <w:r>
+        <w:rPr>
+          <w:rFonts w:hint="default" w:ascii="Times New Roman" w:hAnsi="Times New Roman" w:cs="Times New Roman"/>
+          <w:sz w:val="19"/>
+          <w:szCs w:val="19"/>
+        </w:rPr>
+        <w:tab/>
+      </w:r>
+      <w:r>
+        <w:rPr>
+          <w:rFonts w:hint="default" w:cs="Times New Roman"/>
+          <w:sz w:val="19"/>
+          <w:szCs w:val="19"/>
+          <w:lang w:val="en-US"/>
+        </w:rPr>
+        <w:tab/>
+      </w:r>
+      <w:r>
+        <w:rPr>
+          <w:rFonts w:hint="default" w:ascii="Times New Roman" w:hAnsi="Times New Roman" w:cs="Times New Roman"/>
+          <w:sz w:val="19"/>
+          <w:szCs w:val="19"/>
+        </w:rPr>
+        <w:t>: selon la grille de l’assureur</w:t>
+      </w:r>
+    </w:p>
+    <w:p>
+      <w:pPr>
+        <w:pStyle w:val="9"/>
+        <w:rPr>
+          <w:rFonts w:hint="default" w:ascii="Times New Roman" w:hAnsi="Times New Roman" w:cs="Times New Roman"/>
+          <w:sz w:val="19"/>
+          <w:szCs w:val="19"/>
+        </w:rPr>
+      </w:pPr>
+      <w:r>
+        <w:rPr>
+          <w:rFonts w:hint="default" w:ascii="Times New Roman" w:hAnsi="Times New Roman" w:cs="Times New Roman"/>
+          <w:sz w:val="19"/>
+          <w:szCs w:val="19"/>
+        </w:rPr>
+        <w:t>${line_review_bonus}</w:t>
+      </w:r>
+    </w:p>
+    <w:p>
+      <w:pPr>
+        <w:pStyle w:val="9"/>
+        <w:rPr>
+          <w:rFonts w:hint="default" w:ascii="Times New Roman" w:hAnsi="Times New Roman" w:cs="Times New Roman"/>
+          <w:sz w:val="19"/>
+          <w:szCs w:val="19"/>
+        </w:rPr>
+      </w:pPr>
+      <w:bookmarkStart w:id="3" w:name="_GoBack"/>
+      <w:bookmarkEnd w:id="3"/>
+    </w:p>
+    <w:p>
+      <w:pPr>
+        <w:spacing w:after="0" w:line="240" w:lineRule="auto"/>
+        <w:ind w:right="57"/>
+        <w:jc w:val="both"/>
+        <w:rPr>
+          <w:rFonts w:hint="default" w:ascii="Times New Roman" w:hAnsi="Times New Roman" w:cs="Times New Roman"/>
+          <w:b/>
+          <w:sz w:val="19"/>
+          <w:szCs w:val="19"/>
+        </w:rPr>
+      </w:pPr>
+      <w:r>
+        <w:rPr>
+          <w:rFonts w:hint="default" w:ascii="Times New Roman" w:hAnsi="Times New Roman" w:cs="Times New Roman"/>
+          <w:b/>
+          <w:sz w:val="19"/>
+          <w:szCs w:val="19"/>
+          <w:u w:val="single"/>
+        </w:rPr>
+        <w:t>GARANTIES ET SUPPORTS RETENUS</w:t>
+      </w:r>
+      <w:r>
+        <w:rPr>
+          <w:rFonts w:hint="default" w:ascii="Times New Roman" w:hAnsi="Times New Roman" w:cs="Times New Roman"/>
+          <w:b/>
+          <w:sz w:val="19"/>
+          <w:szCs w:val="19"/>
+        </w:rPr>
+        <w:t> :</w:t>
+      </w:r>
+    </w:p>
+    <w:p>
+      <w:pPr>
+        <w:spacing w:after="0" w:line="240" w:lineRule="auto"/>
+        <w:ind w:right="57"/>
+        <w:jc w:val="both"/>
+        <w:rPr>
+          <w:rFonts w:hint="default" w:ascii="Times New Roman" w:hAnsi="Times New Roman" w:cs="Times New Roman"/>
+          <w:b/>
+          <w:sz w:val="19"/>
+          <w:szCs w:val="19"/>
+          <w:u w:val="single"/>
+        </w:rPr>
+      </w:pPr>
+    </w:p>
+    <w:p>
+      <w:pPr>
+        <w:spacing w:line="240" w:lineRule="auto"/>
+        <w:jc w:val="both"/>
+        <w:rPr>
+          <w:rFonts w:hint="default" w:ascii="Times New Roman" w:hAnsi="Times New Roman" w:cs="Times New Roman"/>
+          <w:sz w:val="24"/>
+          <w:szCs w:val="24"/>
+        </w:rPr>
+      </w:pPr>
+      <w:r>
+        <w:rPr>
+          <w:rFonts w:hint="default" w:ascii="Times New Roman" w:hAnsi="Times New Roman" w:cs="Times New Roman"/>
+          <w:sz w:val="24"/>
+          <w:szCs w:val="24"/>
+        </w:rPr>
+        <w:t>${guaranteeList}</w:t>
+      </w:r>
+    </w:p>
+    <w:p>
+      <w:pPr>
         <w:numPr>
           <w:ilvl w:val="0"/>
           <w:numId w:val="1"/>
         </w:numPr>
-        <w:spacing w:after="0" w:line="240" w:lineRule="auto"/>
-        <w:ind w:right="57"/>
-        <w:jc w:val="both"/>
-        <w:rPr>
-          <w:rFonts w:hint="default" w:ascii="Times New Roman" w:hAnsi="Times New Roman" w:cs="Times New Roman"/>
-          <w:sz w:val="19"/>
-          <w:szCs w:val="19"/>
-        </w:rPr>
-      </w:pPr>
-      <w:r>
-        <w:rPr>
-          <w:rFonts w:hint="default" w:ascii="Times New Roman" w:hAnsi="Times New Roman" w:cs="Times New Roman"/>
-          <w:sz w:val="19"/>
-          <w:szCs w:val="19"/>
-        </w:rPr>
-        <w:t>Montan</w:t>
-      </w:r>
-      <w:r>
-        <w:rPr>
-          <w:rFonts w:hint="default" w:ascii="Times New Roman" w:hAnsi="Times New Roman" w:cs="Times New Roman"/>
-          <w:sz w:val="19"/>
-          <w:szCs w:val="19"/>
-          <w:lang w:val="en-US"/>
-        </w:rPr>
-        <w:t>t</w:t>
-      </w:r>
-      <w:r>
-        <w:rPr>
-          <w:rFonts w:hint="default" w:ascii="Times New Roman" w:hAnsi="Times New Roman" w:cs="Times New Roman"/>
-          <w:sz w:val="19"/>
-          <w:szCs w:val="19"/>
-          <w:lang w:val="en-US"/>
-        </w:rPr>
-        <w:tab/>
-      </w:r>
-      <w:r>
-        <w:rPr>
-          <w:rFonts w:hint="default" w:ascii="Times New Roman" w:hAnsi="Times New Roman" w:cs="Times New Roman"/>
-          <w:sz w:val="19"/>
-          <w:szCs w:val="19"/>
-          <w:lang w:val="en-US"/>
-        </w:rPr>
-        <w:tab/>
-      </w:r>
-      <w:r>
-        <w:rPr>
-          <w:rFonts w:hint="default" w:ascii="Times New Roman" w:hAnsi="Times New Roman" w:cs="Times New Roman"/>
-          <w:sz w:val="19"/>
-          <w:szCs w:val="19"/>
-          <w:lang w:val="en-US"/>
-        </w:rPr>
-        <w:tab/>
-      </w:r>
-      <w:r>
-        <w:rPr>
-          <w:rFonts w:hint="default" w:ascii="Times New Roman" w:hAnsi="Times New Roman" w:cs="Times New Roman"/>
-          <w:sz w:val="19"/>
-          <w:szCs w:val="19"/>
-          <w:lang w:val="en-US"/>
-        </w:rPr>
-        <w:tab/>
-      </w:r>
-      <w:r>
-        <w:rPr>
-          <w:rFonts w:hint="default" w:ascii="Times New Roman" w:hAnsi="Times New Roman" w:cs="Times New Roman"/>
-          <w:sz w:val="19"/>
-          <w:szCs w:val="19"/>
-          <w:lang w:val="en-US"/>
-        </w:rPr>
-        <w:tab/>
-      </w:r>
-      <w:r>
-        <w:rPr>
-          <w:rFonts w:hint="default" w:ascii="Times New Roman" w:hAnsi="Times New Roman" w:cs="Times New Roman"/>
-          <w:sz w:val="19"/>
-          <w:szCs w:val="19"/>
-          <w:lang w:val="en-US"/>
-        </w:rPr>
-        <w:tab/>
-      </w:r>
-      <w:r>
-        <w:rPr>
-          <w:rFonts w:hint="default" w:ascii="Times New Roman" w:hAnsi="Times New Roman" w:cs="Times New Roman"/>
-          <w:sz w:val="19"/>
-          <w:szCs w:val="19"/>
-          <w:lang w:val="en-US"/>
-        </w:rPr>
-        <w:tab/>
-      </w:r>
-      <w:r>
-        <w:rPr>
-          <w:rFonts w:hint="default" w:ascii="Times New Roman" w:hAnsi="Times New Roman" w:cs="Times New Roman"/>
-          <w:sz w:val="19"/>
-          <w:szCs w:val="19"/>
-        </w:rPr>
-        <w:t xml:space="preserve">: </w:t>
-      </w:r>
-      <w:r>
-        <w:rPr>
-          <w:rFonts w:hint="default" w:ascii="Times New Roman" w:hAnsi="Times New Roman" w:cs="Times New Roman"/>
-          <w:sz w:val="19"/>
-          <w:szCs w:val="19"/>
-          <w:lang w:val="en-US"/>
-        </w:rPr>
-        <w:t>${verbal_trial.amount}</w:t>
-      </w:r>
-      <w:r>
-        <w:rPr>
-          <w:rFonts w:hint="default" w:ascii="Times New Roman" w:hAnsi="Times New Roman" w:cs="Times New Roman"/>
-          <w:sz w:val="19"/>
-          <w:szCs w:val="19"/>
-        </w:rPr>
-        <w:t xml:space="preserve"> F CFA</w:t>
-      </w:r>
-    </w:p>
-    <w:p>
-      <w:pPr>
-        <w:numPr>
-          <w:ilvl w:val="0"/>
-          <w:numId w:val="1"/>
-        </w:numPr>
-        <w:spacing w:after="0" w:line="240" w:lineRule="auto"/>
-        <w:ind w:right="57"/>
-        <w:jc w:val="both"/>
-        <w:rPr>
-          <w:rFonts w:hint="default" w:ascii="Times New Roman" w:hAnsi="Times New Roman" w:cs="Times New Roman"/>
-          <w:sz w:val="19"/>
-          <w:szCs w:val="19"/>
-        </w:rPr>
-      </w:pPr>
-      <w:r>
-        <w:rPr>
-          <w:rFonts w:hint="default" w:ascii="Times New Roman" w:hAnsi="Times New Roman" w:cs="Times New Roman"/>
-          <w:sz w:val="19"/>
-          <w:szCs w:val="19"/>
-        </w:rPr>
-        <w:t>Durée</w:t>
-      </w:r>
-      <w:r>
-        <w:rPr>
-          <w:rFonts w:hint="default" w:ascii="Times New Roman" w:hAnsi="Times New Roman" w:cs="Times New Roman"/>
-          <w:sz w:val="19"/>
-          <w:szCs w:val="19"/>
-          <w:lang w:val="en-US"/>
-        </w:rPr>
-        <w:tab/>
-      </w:r>
-      <w:r>
-        <w:rPr>
-          <w:rFonts w:hint="default" w:ascii="Times New Roman" w:hAnsi="Times New Roman" w:cs="Times New Roman"/>
-          <w:sz w:val="19"/>
-          <w:szCs w:val="19"/>
-          <w:lang w:val="en-US"/>
-        </w:rPr>
-        <w:tab/>
-      </w:r>
-      <w:r>
-        <w:rPr>
-          <w:rFonts w:hint="default" w:ascii="Times New Roman" w:hAnsi="Times New Roman" w:cs="Times New Roman"/>
-          <w:sz w:val="19"/>
-          <w:szCs w:val="19"/>
-          <w:lang w:val="en-US"/>
-        </w:rPr>
-        <w:tab/>
-      </w:r>
-      <w:r>
-        <w:rPr>
-          <w:rFonts w:hint="default" w:ascii="Times New Roman" w:hAnsi="Times New Roman" w:cs="Times New Roman"/>
-          <w:sz w:val="19"/>
-          <w:szCs w:val="19"/>
-          <w:lang w:val="en-US"/>
-        </w:rPr>
-        <w:tab/>
-      </w:r>
-      <w:r>
-        <w:rPr>
-          <w:rFonts w:hint="default" w:ascii="Times New Roman" w:hAnsi="Times New Roman" w:cs="Times New Roman"/>
-          <w:sz w:val="19"/>
-          <w:szCs w:val="19"/>
-          <w:lang w:val="en-US"/>
-        </w:rPr>
-        <w:tab/>
-      </w:r>
-      <w:r>
-        <w:rPr>
-          <w:rFonts w:hint="default" w:ascii="Times New Roman" w:hAnsi="Times New Roman" w:cs="Times New Roman"/>
-          <w:sz w:val="19"/>
-          <w:szCs w:val="19"/>
-          <w:lang w:val="en-US"/>
-        </w:rPr>
-        <w:tab/>
-      </w:r>
-      <w:r>
-        <w:rPr>
-          <w:rFonts w:hint="default" w:ascii="Times New Roman" w:hAnsi="Times New Roman" w:cs="Times New Roman"/>
-          <w:sz w:val="19"/>
-          <w:szCs w:val="19"/>
-          <w:lang w:val="en-US"/>
-        </w:rPr>
-        <w:tab/>
-      </w:r>
-      <w:r>
-        <w:rPr>
-          <w:rFonts w:hint="default" w:ascii="Times New Roman" w:hAnsi="Times New Roman" w:cs="Times New Roman"/>
-          <w:sz w:val="19"/>
-          <w:szCs w:val="19"/>
-        </w:rPr>
-        <w:t xml:space="preserve">: </w:t>
-      </w:r>
-      <w:r>
-        <w:rPr>
-          <w:rFonts w:hint="default" w:ascii="Times New Roman" w:hAnsi="Times New Roman" w:cs="Times New Roman"/>
-          <w:sz w:val="19"/>
-          <w:szCs w:val="19"/>
-          <w:lang w:val="en-US"/>
-        </w:rPr>
-        <w:t>${verbal_trial.duration}</w:t>
-      </w:r>
-      <w:r>
-        <w:rPr>
-          <w:rFonts w:hint="default" w:ascii="Times New Roman" w:hAnsi="Times New Roman" w:cs="Times New Roman"/>
-          <w:sz w:val="19"/>
-          <w:szCs w:val="19"/>
-        </w:rPr>
-        <w:t xml:space="preserve"> mois </w:t>
-      </w:r>
-    </w:p>
-    <w:p>
-      <w:pPr>
-        <w:numPr>
-          <w:ilvl w:val="0"/>
-          <w:numId w:val="1"/>
-        </w:numPr>
-        <w:spacing w:after="0" w:line="240" w:lineRule="auto"/>
-        <w:ind w:right="57"/>
-        <w:jc w:val="both"/>
-        <w:rPr>
-          <w:rFonts w:hint="default" w:ascii="Times New Roman" w:hAnsi="Times New Roman" w:cs="Times New Roman"/>
-          <w:sz w:val="19"/>
-          <w:szCs w:val="19"/>
-        </w:rPr>
-      </w:pPr>
-      <w:r>
-        <w:rPr>
-          <w:rFonts w:hint="default" w:ascii="Times New Roman" w:hAnsi="Times New Roman" w:cs="Times New Roman"/>
-          <w:sz w:val="19"/>
-          <w:szCs w:val="19"/>
-        </w:rPr>
-        <w:t xml:space="preserve">Périodicité                              </w:t>
-      </w:r>
-      <w:r>
-        <w:rPr>
-          <w:rFonts w:hint="default" w:ascii="Times New Roman" w:hAnsi="Times New Roman" w:cs="Times New Roman"/>
-          <w:sz w:val="19"/>
-          <w:szCs w:val="19"/>
-          <w:lang w:val="en-US"/>
-        </w:rPr>
-        <w:tab/>
-      </w:r>
-      <w:r>
-        <w:rPr>
-          <w:rFonts w:hint="default" w:ascii="Times New Roman" w:hAnsi="Times New Roman" w:cs="Times New Roman"/>
-          <w:sz w:val="19"/>
-          <w:szCs w:val="19"/>
-          <w:lang w:val="en-US"/>
-        </w:rPr>
-        <w:tab/>
-      </w:r>
-      <w:r>
-        <w:rPr>
-          <w:rFonts w:hint="default" w:ascii="Times New Roman" w:hAnsi="Times New Roman" w:cs="Times New Roman"/>
-          <w:sz w:val="19"/>
-          <w:szCs w:val="19"/>
-        </w:rPr>
-        <w:t xml:space="preserve">: </w:t>
-      </w:r>
-      <w:r>
-        <w:rPr>
-          <w:rFonts w:hint="default" w:ascii="Times New Roman" w:hAnsi="Times New Roman" w:cs="Times New Roman"/>
-          <w:sz w:val="19"/>
-          <w:szCs w:val="19"/>
-          <w:lang w:val="en-US"/>
-        </w:rPr>
-        <w:t>${verbal_trial.duration.fr}</w:t>
-      </w:r>
-    </w:p>
-    <w:p>
-      <w:pPr>
-        <w:numPr>
-          <w:ilvl w:val="0"/>
-          <w:numId w:val="1"/>
-        </w:numPr>
-        <w:spacing w:after="0" w:line="240" w:lineRule="auto"/>
-        <w:ind w:right="57"/>
-        <w:jc w:val="both"/>
-        <w:rPr>
-          <w:rFonts w:hint="default" w:ascii="Times New Roman" w:hAnsi="Times New Roman" w:cs="Times New Roman"/>
-          <w:sz w:val="19"/>
-          <w:szCs w:val="19"/>
-        </w:rPr>
-      </w:pPr>
-      <w:r>
-        <w:rPr>
-          <w:rFonts w:hint="default" w:ascii="Times New Roman" w:hAnsi="Times New Roman" w:cs="Times New Roman"/>
-          <w:sz w:val="19"/>
-          <w:szCs w:val="19"/>
-        </w:rPr>
-        <w:t xml:space="preserve">Taux d’Intérêt HT                                   </w:t>
-      </w:r>
-      <w:r>
-        <w:rPr>
-          <w:rFonts w:hint="default" w:ascii="Times New Roman" w:hAnsi="Times New Roman" w:cs="Times New Roman"/>
-          <w:sz w:val="19"/>
-          <w:szCs w:val="19"/>
-          <w:lang w:val="en-US"/>
-        </w:rPr>
-        <w:tab/>
-      </w:r>
-      <w:r>
-        <w:rPr>
-          <w:rFonts w:hint="default" w:ascii="Times New Roman" w:hAnsi="Times New Roman" w:cs="Times New Roman"/>
-          <w:sz w:val="19"/>
-          <w:szCs w:val="19"/>
-        </w:rPr>
-        <w:t xml:space="preserve">: </w:t>
-      </w:r>
-      <w:r>
-        <w:rPr>
-          <w:rFonts w:hint="default" w:ascii="Times New Roman" w:hAnsi="Times New Roman" w:cs="Times New Roman"/>
-          <w:sz w:val="19"/>
-          <w:szCs w:val="19"/>
-          <w:lang w:val="en-US"/>
-        </w:rPr>
-        <w:t>${verbal_trial.tax_fee_interest_rate}</w:t>
-      </w:r>
-      <w:r>
-        <w:rPr>
-          <w:rFonts w:hint="default" w:ascii="Times New Roman" w:hAnsi="Times New Roman" w:cs="Times New Roman"/>
-          <w:sz w:val="19"/>
-          <w:szCs w:val="19"/>
-        </w:rPr>
-        <w:t>%</w:t>
-      </w:r>
-    </w:p>
-    <w:p>
-      <w:pPr>
-        <w:numPr>
-          <w:ilvl w:val="0"/>
-          <w:numId w:val="1"/>
-        </w:numPr>
-        <w:spacing w:after="0" w:line="240" w:lineRule="auto"/>
-        <w:ind w:right="57"/>
-        <w:jc w:val="both"/>
-        <w:rPr>
-          <w:rFonts w:hint="default" w:ascii="Times New Roman" w:hAnsi="Times New Roman" w:cs="Times New Roman"/>
-          <w:sz w:val="19"/>
-          <w:szCs w:val="19"/>
-        </w:rPr>
-      </w:pPr>
-      <w:r>
-        <w:rPr>
-          <w:rFonts w:hint="default" w:ascii="Times New Roman" w:hAnsi="Times New Roman" w:cs="Times New Roman"/>
-          <w:sz w:val="19"/>
-          <w:szCs w:val="19"/>
-        </w:rPr>
-        <w:t xml:space="preserve">TAF                                               </w:t>
-      </w:r>
-      <w:r>
-        <w:rPr>
-          <w:rFonts w:hint="default" w:ascii="Times New Roman" w:hAnsi="Times New Roman" w:cs="Times New Roman"/>
-          <w:sz w:val="19"/>
-          <w:szCs w:val="19"/>
-          <w:lang w:val="en-US"/>
-        </w:rPr>
-        <w:tab/>
-      </w:r>
-      <w:r>
-        <w:rPr>
-          <w:rFonts w:hint="default" w:ascii="Times New Roman" w:hAnsi="Times New Roman" w:cs="Times New Roman"/>
-          <w:sz w:val="19"/>
-          <w:szCs w:val="19"/>
-        </w:rPr>
-        <w:t xml:space="preserve">: </w:t>
-      </w:r>
-      <w:r>
-        <w:rPr>
-          <w:rFonts w:hint="default" w:ascii="Times New Roman" w:hAnsi="Times New Roman" w:cs="Times New Roman"/>
-          <w:sz w:val="19"/>
-          <w:szCs w:val="19"/>
-          <w:lang w:val="en-US"/>
-        </w:rPr>
-        <w:t>${verbal_trial.taf}</w:t>
-      </w:r>
-      <w:r>
-        <w:rPr>
-          <w:rFonts w:hint="default" w:ascii="Times New Roman" w:hAnsi="Times New Roman" w:cs="Times New Roman"/>
-          <w:sz w:val="19"/>
-          <w:szCs w:val="19"/>
-        </w:rPr>
-        <w:t>%</w:t>
-      </w:r>
-    </w:p>
-    <w:p>
-      <w:pPr>
-        <w:numPr>
-          <w:ilvl w:val="0"/>
-          <w:numId w:val="1"/>
-        </w:numPr>
-        <w:spacing w:after="0" w:line="240" w:lineRule="auto"/>
-        <w:ind w:right="57"/>
-        <w:jc w:val="both"/>
-        <w:rPr>
-          <w:rFonts w:hint="default" w:ascii="Times New Roman" w:hAnsi="Times New Roman" w:cs="Times New Roman"/>
-          <w:sz w:val="19"/>
-          <w:szCs w:val="19"/>
-        </w:rPr>
-      </w:pPr>
-      <w:r>
-        <w:rPr>
-          <w:rFonts w:hint="default" w:ascii="Times New Roman" w:hAnsi="Times New Roman" w:cs="Times New Roman"/>
-          <w:sz w:val="19"/>
-          <w:szCs w:val="19"/>
-        </w:rPr>
-        <w:t>Frais de dossier</w:t>
-      </w:r>
-      <w:r>
-        <w:rPr>
-          <w:rFonts w:hint="default" w:ascii="Times New Roman" w:hAnsi="Times New Roman" w:cs="Times New Roman"/>
-          <w:sz w:val="19"/>
-          <w:szCs w:val="19"/>
-          <w:lang w:val="en-US"/>
-        </w:rPr>
-        <w:t xml:space="preserve"> Hors Taxe</w:t>
-      </w:r>
-      <w:r>
-        <w:rPr>
-          <w:rFonts w:hint="default" w:ascii="Times New Roman" w:hAnsi="Times New Roman" w:cs="Times New Roman"/>
-          <w:sz w:val="19"/>
-          <w:szCs w:val="19"/>
-        </w:rPr>
-        <w:t>(</w:t>
-      </w:r>
-      <w:r>
-        <w:rPr>
-          <w:rFonts w:hint="default" w:ascii="Times New Roman" w:hAnsi="Times New Roman" w:cs="Times New Roman"/>
-          <w:sz w:val="19"/>
-          <w:szCs w:val="19"/>
-          <w:lang w:val="en-US"/>
-        </w:rPr>
-        <w:t>${verbal_trial.administrative_fees_percentage}</w:t>
-      </w:r>
-      <w:r>
-        <w:rPr>
-          <w:rFonts w:hint="default" w:ascii="Times New Roman" w:hAnsi="Times New Roman" w:cs="Times New Roman"/>
-          <w:sz w:val="19"/>
-          <w:szCs w:val="19"/>
-        </w:rPr>
-        <w:t>%)</w:t>
-      </w:r>
-      <w:r>
-        <w:rPr>
-          <w:rFonts w:hint="default" w:ascii="Times New Roman" w:hAnsi="Times New Roman" w:cs="Times New Roman"/>
-          <w:sz w:val="19"/>
-          <w:szCs w:val="19"/>
-          <w:lang w:val="en-US"/>
-        </w:rPr>
-        <w:tab/>
-      </w:r>
-      <w:r>
-        <w:rPr>
-          <w:rFonts w:hint="default" w:ascii="Times New Roman" w:hAnsi="Times New Roman" w:cs="Times New Roman"/>
-          <w:sz w:val="19"/>
-          <w:szCs w:val="19"/>
-          <w:lang w:val="en-US"/>
-        </w:rPr>
-        <w:tab/>
-      </w:r>
-      <w:r>
-        <w:rPr>
-          <w:rFonts w:hint="default" w:ascii="Times New Roman" w:hAnsi="Times New Roman" w:cs="Times New Roman"/>
-          <w:sz w:val="19"/>
-          <w:szCs w:val="19"/>
-          <w:lang w:val="en-US"/>
-        </w:rPr>
-        <w:tab/>
-      </w:r>
-      <w:r>
-        <w:rPr>
-          <w:rFonts w:hint="default" w:ascii="Times New Roman" w:hAnsi="Times New Roman" w:cs="Times New Roman"/>
-          <w:sz w:val="19"/>
-          <w:szCs w:val="19"/>
-          <w:lang w:val="en-US"/>
-        </w:rPr>
-        <w:tab/>
-      </w:r>
-      <w:r>
-        <w:rPr>
-          <w:rFonts w:hint="default" w:ascii="Times New Roman" w:hAnsi="Times New Roman" w:cs="Times New Roman"/>
-          <w:sz w:val="19"/>
-          <w:szCs w:val="19"/>
-          <w:lang w:val="en-US"/>
-        </w:rPr>
-        <w:t>: ${verbal_trial.administrative_fees_percentage.value}</w:t>
-      </w:r>
-      <w:r>
-        <w:rPr>
-          <w:rFonts w:hint="default" w:ascii="Times New Roman" w:hAnsi="Times New Roman" w:cs="Times New Roman"/>
-          <w:sz w:val="19"/>
-          <w:szCs w:val="19"/>
-        </w:rPr>
-        <w:t xml:space="preserve"> F CFA</w:t>
-      </w:r>
-    </w:p>
-    <w:p>
-      <w:pPr>
-        <w:pStyle w:val="9"/>
-        <w:numPr>
-          <w:ilvl w:val="0"/>
-          <w:numId w:val="1"/>
-        </w:numPr>
-        <w:rPr>
-          <w:rFonts w:hint="default" w:ascii="Times New Roman" w:hAnsi="Times New Roman" w:cs="Times New Roman"/>
-          <w:sz w:val="19"/>
-          <w:szCs w:val="19"/>
-        </w:rPr>
-      </w:pPr>
-      <w:r>
-        <w:rPr>
-          <w:rFonts w:hint="default" w:ascii="Times New Roman" w:hAnsi="Times New Roman" w:cs="Times New Roman"/>
-          <w:sz w:val="19"/>
-          <w:szCs w:val="19"/>
-          <w:lang w:val="en-US"/>
-        </w:rPr>
-        <w:t>${line_review_bonus}</w:t>
-      </w:r>
-    </w:p>
-    <w:p>
-      <w:pPr>
-        <w:pStyle w:val="9"/>
-        <w:rPr>
-          <w:rFonts w:hint="default" w:ascii="Times New Roman" w:hAnsi="Times New Roman" w:cs="Times New Roman"/>
-          <w:sz w:val="19"/>
-          <w:szCs w:val="19"/>
-        </w:rPr>
-      </w:pPr>
-    </w:p>
-    <w:p>
-      <w:pPr>
-        <w:spacing w:after="0" w:line="240" w:lineRule="auto"/>
-        <w:ind w:right="57"/>
-        <w:jc w:val="both"/>
-        <w:rPr>
-          <w:rFonts w:hint="default" w:ascii="Times New Roman" w:hAnsi="Times New Roman" w:cs="Times New Roman"/>
-          <w:b/>
-          <w:sz w:val="19"/>
-          <w:szCs w:val="19"/>
-        </w:rPr>
-      </w:pPr>
-      <w:r>
-        <w:rPr>
-          <w:rFonts w:hint="default" w:ascii="Times New Roman" w:hAnsi="Times New Roman" w:cs="Times New Roman"/>
-          <w:b/>
-          <w:sz w:val="19"/>
-          <w:szCs w:val="19"/>
-          <w:u w:val="single"/>
-        </w:rPr>
-        <w:t>GARANTIES ET SUPPORTS RETENUS</w:t>
-      </w:r>
-      <w:r>
-        <w:rPr>
-          <w:rFonts w:hint="default" w:ascii="Times New Roman" w:hAnsi="Times New Roman" w:cs="Times New Roman"/>
-          <w:b/>
-          <w:sz w:val="19"/>
-          <w:szCs w:val="19"/>
-        </w:rPr>
-        <w:t> :</w:t>
-      </w:r>
-    </w:p>
-    <w:p>
-      <w:pPr>
-        <w:spacing w:after="0" w:line="240" w:lineRule="auto"/>
-        <w:ind w:right="57"/>
-        <w:jc w:val="both"/>
-        <w:rPr>
-          <w:rFonts w:hint="default" w:ascii="Times New Roman" w:hAnsi="Times New Roman" w:cs="Times New Roman"/>
-          <w:b/>
-          <w:sz w:val="19"/>
-          <w:szCs w:val="19"/>
-          <w:u w:val="single"/>
-        </w:rPr>
-      </w:pPr>
-    </w:p>
-    <w:p>
-      <w:pPr>
         <w:spacing w:line="240" w:lineRule="auto"/>
         <w:jc w:val="both"/>
         <w:rPr>
@@ -1138,33 +1232,8 @@
           <w:sz w:val="24"/>
           <w:szCs w:val="24"/>
         </w:rPr>
-        <w:t>${guaranteeList}</w:t>
-      </w:r>
-    </w:p>
-    <w:p>
-      <w:pPr>
-        <w:numPr>
-          <w:ilvl w:val="0"/>
-          <w:numId w:val="2"/>
-        </w:numPr>
-        <w:spacing w:line="240" w:lineRule="auto"/>
-        <w:jc w:val="both"/>
-        <w:rPr>
-          <w:rFonts w:hint="default" w:ascii="Times New Roman" w:hAnsi="Times New Roman" w:cs="Times New Roman"/>
-          <w:sz w:val="24"/>
-          <w:szCs w:val="24"/>
-        </w:rPr>
-      </w:pPr>
-      <w:r>
-        <w:rPr>
-          <w:rFonts w:hint="default" w:ascii="Times New Roman" w:hAnsi="Times New Roman" w:cs="Times New Roman"/>
-          <w:sz w:val="24"/>
-          <w:szCs w:val="24"/>
-        </w:rPr>
         <w:t>${type_of_guarantee.name}</w:t>
       </w:r>
-      <w:bookmarkStart w:id="3" w:name="_GoBack"/>
-      <w:bookmarkEnd w:id="3"/>
       <w:r>
         <w:rPr>
           <w:rFonts w:hint="default" w:ascii="Times New Roman" w:hAnsi="Times New Roman" w:cs="Times New Roman"/>
@@ -1905,6 +1974,12 @@
             <w:insideH w:val="single" w:color="auto" w:sz="4" w:space="0"/>
             <w:insideV w:val="single" w:color="auto" w:sz="4" w:space="0"/>
           </w:tblBorders>
+          <w:tblCellMar>
+            <w:top w:w="0" w:type="dxa"/>
+            <w:left w:w="108" w:type="dxa"/>
+            <w:bottom w:w="0" w:type="dxa"/>
+            <w:right w:w="108" w:type="dxa"/>
+          </w:tblCellMar>
         </w:tblPrEx>
         <w:tc>
           <w:tcPr>
@@ -2230,7 +2305,7 @@
         <w:pStyle w:val="9"/>
         <w:numPr>
           <w:ilvl w:val="0"/>
-          <w:numId w:val="3"/>
+          <w:numId w:val="2"/>
         </w:numPr>
         <w:jc w:val="both"/>
         <w:rPr>
@@ -2257,7 +2332,7 @@
         <w:pStyle w:val="9"/>
         <w:numPr>
           <w:ilvl w:val="0"/>
-          <w:numId w:val="3"/>
+          <w:numId w:val="2"/>
         </w:numPr>
         <w:jc w:val="both"/>
         <w:rPr>
@@ -2406,6 +2481,18 @@
                 <w:shd w:val="clear" w:fill="auto"/>
               </w:rPr>
             </w:pPr>
+            <w:r>
+              <w:rPr>
+                <w:rFonts w:hint="default" w:ascii="Times New Roman" w:hAnsi="Times New Roman" w:cs="Times New Roman"/>
+                <w:b w:val="0"/>
+                <w:bCs w:val="0"/>
+                <w:iCs/>
+                <w:sz w:val="24"/>
+                <w:szCs w:val="24"/>
+                <w:lang w:val="en-US"/>
+              </w:rPr>
+              <w:t>${head_credit_sign}</w:t>
+            </w:r>
           </w:p>
           <w:p>
             <w:pPr>
@@ -2425,57 +2512,6 @@
                 <w:lang w:val="en-US"/>
               </w:rPr>
             </w:pPr>
-            <w:r>
-              <w:rPr>
-                <w:rFonts w:hint="default" w:ascii="Times New Roman" w:hAnsi="Times New Roman" w:cs="Times New Roman"/>
-                <w:b/>
-                <w:bCs/>
-                <w:iCs/>
-                <w:color w:val="000000"/>
-                <w:sz w:val="22"/>
-                <w:szCs w:val="22"/>
-                <w:highlight w:val="none"/>
-                <w:shd w:val="clear" w:fill="auto"/>
-                <w:lang w:val="en-US"/>
-              </w:rPr>
-              <w:drawing>
-                <wp:inline distT="0" distB="0" distL="114300" distR="114300">
-                  <wp:extent cx="2170430" cy="2081530"/>
-                  <wp:effectExtent l="0" t="0" r="1270" b="13970"/>
-                  <wp:docPr id="4" name="Picture 4" descr="Signature"/>
-                  <wp:cNvGraphicFramePr>
-                    <a:graphicFrameLocks xmlns:a="http://schemas.openxmlformats.org/drawingml/2006/main" noChangeAspect="1"/>
-                  </wp:cNvGraphicFramePr>
-                  <a:graphic xmlns:a="http://schemas.openxmlformats.org/drawingml/2006/main">
-                    <a:graphicData uri="http://schemas.openxmlformats.org/drawingml/2006/picture">
-                      <pic:pic xmlns:pic="http://schemas.openxmlformats.org/drawingml/2006/picture">
-                        <pic:nvPicPr>
-                          <pic:cNvPr id="4" name="Picture 4" descr="Signature"/>
-                          <pic:cNvPicPr>
-                            <a:picLocks noChangeAspect="1"/>
-                          </pic:cNvPicPr>
-                        </pic:nvPicPr>
-                        <pic:blipFill>
-                          <a:blip r:embed="rId8"/>
-                          <a:stretch>
-                            <a:fillRect/>
-                          </a:stretch>
-                        </pic:blipFill>
-                        <pic:spPr>
-                          <a:xfrm>
-                            <a:off x="0" y="0"/>
-                            <a:ext cx="2170430" cy="2081530"/>
-                          </a:xfrm>
-                          <a:prstGeom prst="rect">
-                            <a:avLst/>
-                          </a:prstGeom>
-                        </pic:spPr>
-                      </pic:pic>
-                    </a:graphicData>
-                  </a:graphic>
-                </wp:inline>
-              </w:drawing>
-            </w:r>
           </w:p>
         </w:tc>
       </w:tr>
@@ -3000,126 +3036,10 @@
       </w:pPr>
     </w:lvl>
   </w:abstractNum>
-  <w:abstractNum w:abstractNumId="2">
-    <w:nsid w:val="70DC0791"/>
-    <w:multiLevelType w:val="multilevel"/>
-    <w:tmpl w:val="70DC0791"/>
-    <w:lvl w:ilvl="0" w:tentative="0">
-      <w:start w:val="1"/>
-      <w:numFmt w:val="bullet"/>
-      <w:lvlText w:val=""/>
-      <w:lvlJc w:val="left"/>
-      <w:pPr>
-        <w:ind w:left="720" w:hanging="360"/>
-      </w:pPr>
-      <w:rPr>
-        <w:rFonts w:hint="default" w:ascii="Symbol" w:hAnsi="Symbol"/>
-      </w:rPr>
-    </w:lvl>
-    <w:lvl w:ilvl="1" w:tentative="0">
-      <w:start w:val="1"/>
-      <w:numFmt w:val="bullet"/>
-      <w:lvlText w:val="o"/>
-      <w:lvlJc w:val="left"/>
-      <w:pPr>
-        <w:ind w:left="1440" w:hanging="360"/>
-      </w:pPr>
-      <w:rPr>
-        <w:rFonts w:hint="default" w:ascii="Courier New" w:hAnsi="Courier New" w:cs="Courier New"/>
-      </w:rPr>
-    </w:lvl>
-    <w:lvl w:ilvl="2" w:tentative="0">
-      <w:start w:val="1"/>
-      <w:numFmt w:val="bullet"/>
-      <w:lvlText w:val=""/>
-      <w:lvlJc w:val="left"/>
-      <w:pPr>
-        <w:ind w:left="2160" w:hanging="360"/>
-      </w:pPr>
-      <w:rPr>
-        <w:rFonts w:hint="default" w:ascii="Wingdings" w:hAnsi="Wingdings"/>
-      </w:rPr>
-    </w:lvl>
-    <w:lvl w:ilvl="3" w:tentative="0">
-      <w:start w:val="1"/>
-      <w:numFmt w:val="bullet"/>
-      <w:lvlText w:val=""/>
-      <w:lvlJc w:val="left"/>
-      <w:pPr>
-        <w:ind w:left="2880" w:hanging="360"/>
-      </w:pPr>
-      <w:rPr>
-        <w:rFonts w:hint="default" w:ascii="Symbol" w:hAnsi="Symbol"/>
-      </w:rPr>
-    </w:lvl>
-    <w:lvl w:ilvl="4" w:tentative="0">
-      <w:start w:val="1"/>
-      <w:numFmt w:val="bullet"/>
-      <w:lvlText w:val="o"/>
-      <w:lvlJc w:val="left"/>
-      <w:pPr>
-        <w:ind w:left="3600" w:hanging="360"/>
-      </w:pPr>
-      <w:rPr>
-        <w:rFonts w:hint="default" w:ascii="Courier New" w:hAnsi="Courier New" w:cs="Courier New"/>
-      </w:rPr>
-    </w:lvl>
-    <w:lvl w:ilvl="5" w:tentative="0">
-      <w:start w:val="1"/>
-      <w:numFmt w:val="bullet"/>
-      <w:lvlText w:val=""/>
-      <w:lvlJc w:val="left"/>
-      <w:pPr>
-        <w:ind w:left="4320" w:hanging="360"/>
-      </w:pPr>
-      <w:rPr>
-        <w:rFonts w:hint="default" w:ascii="Wingdings" w:hAnsi="Wingdings"/>
-      </w:rPr>
-    </w:lvl>
-    <w:lvl w:ilvl="6" w:tentative="0">
-      <w:start w:val="1"/>
-      <w:numFmt w:val="bullet"/>
-      <w:lvlText w:val=""/>
-      <w:lvlJc w:val="left"/>
-      <w:pPr>
-        <w:ind w:left="5040" w:hanging="360"/>
-      </w:pPr>
-      <w:rPr>
-        <w:rFonts w:hint="default" w:ascii="Symbol" w:hAnsi="Symbol"/>
-      </w:rPr>
-    </w:lvl>
-    <w:lvl w:ilvl="7" w:tentative="0">
-      <w:start w:val="1"/>
-      <w:numFmt w:val="bullet"/>
-      <w:lvlText w:val="o"/>
-      <w:lvlJc w:val="left"/>
-      <w:pPr>
-        <w:ind w:left="5760" w:hanging="360"/>
-      </w:pPr>
-      <w:rPr>
-        <w:rFonts w:hint="default" w:ascii="Courier New" w:hAnsi="Courier New" w:cs="Courier New"/>
-      </w:rPr>
-    </w:lvl>
-    <w:lvl w:ilvl="8" w:tentative="0">
-      <w:start w:val="1"/>
-      <w:numFmt w:val="bullet"/>
-      <w:lvlText w:val=""/>
-      <w:lvlJc w:val="left"/>
-      <w:pPr>
-        <w:ind w:left="6480" w:hanging="360"/>
-      </w:pPr>
-      <w:rPr>
-        <w:rFonts w:hint="default" w:ascii="Wingdings" w:hAnsi="Wingdings"/>
-      </w:rPr>
-    </w:lvl>
-  </w:abstractNum>
   <w:num w:numId="1">
-    <w:abstractNumId w:val="2"/>
+    <w:abstractNumId w:val="0"/>
   </w:num>
   <w:num w:numId="2">
-    <w:abstractNumId w:val="0"/>
-  </w:num>
-  <w:num w:numId="3">
     <w:abstractNumId w:val="1"/>
   </w:num>
 </w:numbering>

--- a/document_templates/Notifications/Notification-validated.docx
+++ b/document_templates/Notifications/Notification-validated.docx
@@ -1124,6 +1124,7 @@
           <w:rFonts w:hint="default" w:ascii="Times New Roman" w:hAnsi="Times New Roman" w:cs="Times New Roman"/>
           <w:sz w:val="19"/>
           <w:szCs w:val="19"/>
+          <w:lang w:val="en-US"/>
         </w:rPr>
       </w:pPr>
       <w:r>
@@ -1134,6 +1135,67 @@
         </w:rPr>
         <w:t>${line_review_bonus}</w:t>
       </w:r>
+      <w:r>
+        <w:rPr>
+          <w:rFonts w:hint="default" w:cs="Times New Roman"/>
+          <w:sz w:val="19"/>
+          <w:szCs w:val="19"/>
+          <w:lang w:val="en-US"/>
+        </w:rPr>
+        <w:tab/>
+      </w:r>
+      <w:r>
+        <w:rPr>
+          <w:rFonts w:hint="default" w:cs="Times New Roman"/>
+          <w:sz w:val="19"/>
+          <w:szCs w:val="19"/>
+          <w:lang w:val="en-US"/>
+        </w:rPr>
+        <w:tab/>
+      </w:r>
+      <w:r>
+        <w:rPr>
+          <w:rFonts w:hint="default" w:cs="Times New Roman"/>
+          <w:sz w:val="19"/>
+          <w:szCs w:val="19"/>
+          <w:lang w:val="en-US"/>
+        </w:rPr>
+        <w:tab/>
+      </w:r>
+      <w:r>
+        <w:rPr>
+          <w:rFonts w:hint="default" w:cs="Times New Roman"/>
+          <w:sz w:val="19"/>
+          <w:szCs w:val="19"/>
+          <w:lang w:val="en-US"/>
+        </w:rPr>
+        <w:tab/>
+      </w:r>
+      <w:r>
+        <w:rPr>
+          <w:rFonts w:hint="default" w:ascii="Times New Roman" w:hAnsi="Times New Roman" w:cs="Times New Roman"/>
+          <w:sz w:val="19"/>
+          <w:szCs w:val="19"/>
+        </w:rPr>
+        <w:t>${line_review_bonus</w:t>
+      </w:r>
+      <w:r>
+        <w:rPr>
+          <w:rFonts w:hint="default" w:cs="Times New Roman"/>
+          <w:sz w:val="19"/>
+          <w:szCs w:val="19"/>
+          <w:lang w:val="en-US"/>
+        </w:rPr>
+        <w:t>_value</w:t>
+      </w:r>
+      <w:r>
+        <w:rPr>
+          <w:rFonts w:hint="default" w:ascii="Times New Roman" w:hAnsi="Times New Roman" w:cs="Times New Roman"/>
+          <w:sz w:val="19"/>
+          <w:szCs w:val="19"/>
+        </w:rPr>
+        <w:t>}</w:t>
+      </w:r>
     </w:p>
     <w:p>
       <w:pPr>
@@ -1144,8 +1206,6 @@
           <w:szCs w:val="19"/>
         </w:rPr>
       </w:pPr>
-      <w:bookmarkStart w:id="3" w:name="_GoBack"/>
-      <w:bookmarkEnd w:id="3"/>
     </w:p>
     <w:p>
       <w:pPr>
@@ -2380,145 +2440,6 @@
     <w:tbl>
       <w:tblPr>
         <w:tblStyle w:val="6"/>
-        <w:tblpPr w:leftFromText="180" w:rightFromText="180" w:vertAnchor="text" w:horzAnchor="page" w:tblpX="7473" w:tblpY="339"/>
-        <w:tblOverlap w:val="never"/>
-        <w:tblW w:w="0" w:type="auto"/>
-        <w:tblInd w:w="0" w:type="dxa"/>
-        <w:tblBorders>
-          <w:top w:val="none" w:color="auto" w:sz="0" w:space="0"/>
-          <w:left w:val="none" w:color="auto" w:sz="0" w:space="0"/>
-          <w:bottom w:val="none" w:color="auto" w:sz="0" w:space="0"/>
-          <w:right w:val="none" w:color="auto" w:sz="0" w:space="0"/>
-          <w:insideH w:val="none" w:color="auto" w:sz="0" w:space="0"/>
-          <w:insideV w:val="none" w:color="auto" w:sz="0" w:space="0"/>
-        </w:tblBorders>
-        <w:tblLayout w:type="autofit"/>
-        <w:tblCellMar>
-          <w:top w:w="0" w:type="dxa"/>
-          <w:left w:w="108" w:type="dxa"/>
-          <w:bottom w:w="0" w:type="dxa"/>
-          <w:right w:w="108" w:type="dxa"/>
-        </w:tblCellMar>
-      </w:tblPr>
-      <w:tblGrid>
-        <w:gridCol w:w="3636"/>
-      </w:tblGrid>
-      <w:tr>
-        <w:tblPrEx>
-          <w:tblBorders>
-            <w:top w:val="none" w:color="auto" w:sz="0" w:space="0"/>
-            <w:left w:val="none" w:color="auto" w:sz="0" w:space="0"/>
-            <w:bottom w:val="none" w:color="auto" w:sz="0" w:space="0"/>
-            <w:right w:val="none" w:color="auto" w:sz="0" w:space="0"/>
-            <w:insideH w:val="none" w:color="auto" w:sz="0" w:space="0"/>
-            <w:insideV w:val="none" w:color="auto" w:sz="0" w:space="0"/>
-          </w:tblBorders>
-          <w:tblCellMar>
-            <w:top w:w="0" w:type="dxa"/>
-            <w:left w:w="108" w:type="dxa"/>
-            <w:bottom w:w="0" w:type="dxa"/>
-            <w:right w:w="108" w:type="dxa"/>
-          </w:tblCellMar>
-        </w:tblPrEx>
-        <w:trPr>
-          <w:trHeight w:val="1357" w:hRule="atLeast"/>
-        </w:trPr>
-        <w:tc>
-          <w:tcPr>
-            <w:tcW w:w="3636" w:type="dxa"/>
-            <w:tcBorders>
-              <w:tl2br w:val="nil"/>
-              <w:tr2bl w:val="nil"/>
-            </w:tcBorders>
-            <w:vAlign w:val="top"/>
-          </w:tcPr>
-          <w:p>
-            <w:pPr>
-              <w:widowControl w:val="0"/>
-              <w:shd w:val="clear"/>
-              <w:jc w:val="both"/>
-              <w:rPr>
-                <w:rFonts w:hint="default" w:ascii="Times New Roman" w:hAnsi="Times New Roman" w:cs="Times New Roman"/>
-                <w:b/>
-                <w:bCs/>
-                <w:iCs/>
-                <w:color w:val="000000"/>
-                <w:sz w:val="22"/>
-                <w:szCs w:val="22"/>
-                <w:highlight w:val="none"/>
-                <w:shd w:val="clear" w:fill="auto"/>
-              </w:rPr>
-            </w:pPr>
-            <w:r>
-              <w:rPr>
-                <w:rFonts w:hint="default" w:ascii="Times New Roman" w:hAnsi="Times New Roman" w:cs="Times New Roman"/>
-                <w:b/>
-                <w:bCs/>
-                <w:iCs/>
-                <w:color w:val="000000"/>
-                <w:sz w:val="22"/>
-                <w:szCs w:val="22"/>
-                <w:highlight w:val="none"/>
-                <w:shd w:val="clear" w:fill="auto"/>
-              </w:rPr>
-              <w:t>Mr. Koffi Djramedo GAMADO, Head Crédit</w:t>
-            </w:r>
-          </w:p>
-          <w:p>
-            <w:pPr>
-              <w:widowControl w:val="0"/>
-              <w:shd w:val="clear"/>
-              <w:jc w:val="both"/>
-              <w:rPr>
-                <w:rFonts w:hint="default" w:ascii="Times New Roman" w:hAnsi="Times New Roman" w:cs="Times New Roman"/>
-                <w:b/>
-                <w:bCs/>
-                <w:iCs/>
-                <w:color w:val="000000"/>
-                <w:sz w:val="22"/>
-                <w:szCs w:val="22"/>
-                <w:highlight w:val="none"/>
-                <w:shd w:val="clear" w:fill="auto"/>
-              </w:rPr>
-            </w:pPr>
-            <w:r>
-              <w:rPr>
-                <w:rFonts w:hint="default" w:ascii="Times New Roman" w:hAnsi="Times New Roman" w:cs="Times New Roman"/>
-                <w:b w:val="0"/>
-                <w:bCs w:val="0"/>
-                <w:iCs/>
-                <w:sz w:val="24"/>
-                <w:szCs w:val="24"/>
-                <w:lang w:val="en-US"/>
-              </w:rPr>
-              <w:t>${head_credit_sign}</w:t>
-            </w:r>
-          </w:p>
-          <w:p>
-            <w:pPr>
-              <w:widowControl w:val="0"/>
-              <w:shd w:val="clear"/>
-              <w:jc w:val="both"/>
-              <w:rPr>
-                <w:rFonts w:hint="default" w:ascii="Times New Roman" w:hAnsi="Times New Roman" w:cs="Times New Roman"/>
-                <w:b/>
-                <w:bCs/>
-                <w:iCs/>
-                <w:color w:val="000000"/>
-                <w:sz w:val="22"/>
-                <w:szCs w:val="22"/>
-                <w:highlight w:val="none"/>
-                <w:shd w:val="clear" w:fill="auto"/>
-                <w:lang w:val="en-US"/>
-              </w:rPr>
-            </w:pPr>
-          </w:p>
-        </w:tc>
-      </w:tr>
-    </w:tbl>
-    <w:tbl>
-      <w:tblPr>
-        <w:tblStyle w:val="6"/>
         <w:tblpPr w:leftFromText="180" w:rightFromText="180" w:vertAnchor="text" w:horzAnchor="page" w:tblpX="1473" w:tblpY="394"/>
         <w:tblOverlap w:val="never"/>
         <w:tblW w:w="0" w:type="auto"/>
@@ -2560,7 +2481,7 @@
           </w:tblCellMar>
         </w:tblPrEx>
         <w:trPr>
-          <w:trHeight w:val="4767" w:hRule="atLeast"/>
+          <w:trHeight w:val="1698" w:hRule="atLeast"/>
         </w:trPr>
         <w:tc>
           <w:tcPr>
@@ -2573,66 +2494,41 @@
           </w:tcPr>
           <w:p>
             <w:pPr>
-              <w:widowControl w:val="0"/>
-              <w:shd w:val="clear"/>
-              <w:jc w:val="both"/>
-              <w:rPr>
-                <w:rFonts w:hint="default" w:ascii="Times New Roman" w:hAnsi="Times New Roman" w:cs="Times New Roman"/>
+              <w:numPr>
+                <w:ilvl w:val="0"/>
+                <w:numId w:val="3"/>
+              </w:numPr>
+              <w:rPr>
+                <w:rFonts w:ascii="Arial" w:hAnsi="Arial" w:cs="Arial"/>
                 <w:b/>
                 <w:bCs/>
                 <w:iCs/>
-                <w:color w:val="000000"/>
-                <w:sz w:val="22"/>
-                <w:szCs w:val="22"/>
-                <w:highlight w:val="none"/>
-                <w:shd w:val="clear" w:fill="auto"/>
+                <w:sz w:val="24"/>
+                <w:szCs w:val="24"/>
+                <w:lang w:val="it-IT"/>
               </w:rPr>
             </w:pPr>
             <w:r>
               <w:rPr>
-                <w:rFonts w:hint="default" w:ascii="Times New Roman" w:hAnsi="Times New Roman" w:eastAsia="Times New Roman" w:cs="Times New Roman"/>
+                <w:rFonts w:ascii="Arial" w:hAnsi="Arial" w:cs="Arial"/>
                 <w:b/>
                 <w:bCs/>
-                <w:color w:val="000000"/>
-                <w:kern w:val="0"/>
-                <w:sz w:val="19"/>
-                <w:szCs w:val="19"/>
-                <w:lang w:val="en-US" w:eastAsia="zh-CN" w:bidi="ar"/>
-              </w:rPr>
-              <w:t>${verbal_trial.civility}</w:t>
-            </w:r>
-            <w:r>
-              <w:rPr>
-                <w:rFonts w:hint="default" w:ascii="Times New Roman" w:hAnsi="Times New Roman" w:cs="Times New Roman"/>
-                <w:b/>
-                <w:bCs/>
-                <w:color w:val="000000"/>
-                <w:kern w:val="0"/>
-                <w:sz w:val="19"/>
-                <w:szCs w:val="19"/>
-                <w:lang w:val="en-US" w:eastAsia="zh-CN" w:bidi="ar"/>
-              </w:rPr>
-              <w:t xml:space="preserve"> </w:t>
-            </w:r>
-            <w:r>
-              <w:rPr>
-                <w:rFonts w:hint="default" w:ascii="Times New Roman" w:hAnsi="Times New Roman" w:eastAsia="Times New Roman" w:cs="Times New Roman"/>
-                <w:b/>
-                <w:bCs/>
-                <w:color w:val="000000"/>
-                <w:kern w:val="0"/>
-                <w:sz w:val="19"/>
-                <w:szCs w:val="19"/>
-                <w:lang w:val="en-US" w:eastAsia="zh-CN" w:bidi="ar"/>
-              </w:rPr>
-              <w:t>${verbal_trial.applicant_full_name}</w:t>
+                <w:iCs/>
+                <w:sz w:val="24"/>
+                <w:szCs w:val="24"/>
+                <w:lang w:val="it-IT"/>
+              </w:rPr>
+              <w:t>Koffi Djramedo GAMADO</w:t>
             </w:r>
           </w:p>
           <w:p>
             <w:pPr>
-              <w:widowControl w:val="0"/>
-              <w:shd w:val="clear"/>
-              <w:jc w:val="both"/>
+              <w:numPr>
+                <w:ilvl w:val="0"/>
+                <w:numId w:val="0"/>
+              </w:numPr>
+              <w:spacing w:before="0" w:after="200"/>
+              <w:ind w:left="0" w:leftChars="0" w:firstLine="0" w:firstLineChars="0"/>
               <w:rPr>
                 <w:rFonts w:hint="default" w:ascii="Times New Roman" w:hAnsi="Times New Roman" w:cs="Times New Roman"/>
                 <w:b/>
@@ -2646,6 +2542,172 @@
                 <w:lang w:val="en-US"/>
               </w:rPr>
             </w:pPr>
+            <w:r>
+              <w:rPr>
+                <w:rFonts w:ascii="Arial" w:hAnsi="Arial" w:cs="Arial"/>
+                <w:bCs/>
+                <w:iCs/>
+                <w:sz w:val="24"/>
+                <w:szCs w:val="24"/>
+              </w:rPr>
+              <w:t>Head Crédit</w:t>
+            </w:r>
+          </w:p>
+        </w:tc>
+      </w:tr>
+    </w:tbl>
+    <w:tbl>
+      <w:tblPr>
+        <w:tblStyle w:val="6"/>
+        <w:tblpPr w:leftFromText="180" w:rightFromText="180" w:vertAnchor="text" w:horzAnchor="page" w:tblpX="7037" w:tblpY="337"/>
+        <w:tblOverlap w:val="never"/>
+        <w:tblW w:w="3923" w:type="dxa"/>
+        <w:tblInd w:w="0" w:type="dxa"/>
+        <w:tblBorders>
+          <w:top w:val="single" w:color="auto" w:sz="4" w:space="0"/>
+          <w:left w:val="single" w:color="auto" w:sz="4" w:space="0"/>
+          <w:bottom w:val="single" w:color="auto" w:sz="4" w:space="0"/>
+          <w:right w:val="single" w:color="auto" w:sz="4" w:space="0"/>
+          <w:insideH w:val="single" w:color="auto" w:sz="4" w:space="0"/>
+          <w:insideV w:val="single" w:color="auto" w:sz="4" w:space="0"/>
+        </w:tblBorders>
+        <w:tblLayout w:type="fixed"/>
+        <w:tblCellMar>
+          <w:top w:w="0" w:type="dxa"/>
+          <w:left w:w="108" w:type="dxa"/>
+          <w:bottom w:w="0" w:type="dxa"/>
+          <w:right w:w="108" w:type="dxa"/>
+        </w:tblCellMar>
+      </w:tblPr>
+      <w:tblGrid>
+        <w:gridCol w:w="3923"/>
+      </w:tblGrid>
+      <w:tr>
+        <w:tblPrEx>
+          <w:tblBorders>
+            <w:top w:val="single" w:color="auto" w:sz="4" w:space="0"/>
+            <w:left w:val="single" w:color="auto" w:sz="4" w:space="0"/>
+            <w:bottom w:val="single" w:color="auto" w:sz="4" w:space="0"/>
+            <w:right w:val="single" w:color="auto" w:sz="4" w:space="0"/>
+            <w:insideH w:val="single" w:color="auto" w:sz="4" w:space="0"/>
+            <w:insideV w:val="single" w:color="auto" w:sz="4" w:space="0"/>
+          </w:tblBorders>
+          <w:tblCellMar>
+            <w:top w:w="0" w:type="dxa"/>
+            <w:left w:w="108" w:type="dxa"/>
+            <w:bottom w:w="0" w:type="dxa"/>
+            <w:right w:w="108" w:type="dxa"/>
+          </w:tblCellMar>
+        </w:tblPrEx>
+        <w:trPr>
+          <w:trHeight w:val="1492" w:hRule="atLeast"/>
+        </w:trPr>
+        <w:tc>
+          <w:tcPr>
+            <w:tcW w:w="3923" w:type="dxa"/>
+            <w:tcBorders>
+              <w:top w:val="nil"/>
+              <w:left w:val="nil"/>
+              <w:bottom w:val="nil"/>
+              <w:right w:val="nil"/>
+            </w:tcBorders>
+          </w:tcPr>
+          <w:p>
+            <w:pPr>
+              <w:spacing w:before="0" w:after="200"/>
+              <w:rPr>
+                <w:rFonts w:ascii="Times New Roman" w:hAnsi="Times New Roman" w:cs="Times New Roman"/>
+                <w:b/>
+                <w:position w:val="0"/>
+                <w:sz w:val="24"/>
+                <w:szCs w:val="24"/>
+                <w:vertAlign w:val="baseline"/>
+                <w:lang w:val="en-US"/>
+              </w:rPr>
+            </w:pPr>
+            <w:r>
+              <w:rPr>
+                <w:rFonts w:ascii="Arial" w:hAnsi="Arial" w:cs="Arial"/>
+                <w:b/>
+                <w:bCs/>
+                <w:iCs/>
+                <w:color w:val="000000"/>
+                <w:sz w:val="24"/>
+                <w:szCs w:val="24"/>
+                <w:lang w:val="it-IT"/>
+              </w:rPr>
+              <w:t>Mme. Ameh D. MESSANGAN</w:t>
+            </w:r>
+            <w:r>
+              <w:rPr>
+                <w:rFonts w:ascii="Arial" w:hAnsi="Arial" w:cs="Arial"/>
+                <w:b/>
+                <w:bCs/>
+                <w:iCs/>
+                <w:color w:val="000000"/>
+                <w:sz w:val="24"/>
+                <w:szCs w:val="24"/>
+                <w:lang w:val="en-US"/>
+              </w:rPr>
+              <w:t xml:space="preserve"> </w:t>
+            </w:r>
+            <w:r>
+              <w:rPr>
+                <w:rFonts w:ascii="Arial" w:hAnsi="Arial" w:cs="Arial"/>
+                <w:iCs/>
+                <w:color w:val="000000"/>
+                <w:sz w:val="24"/>
+                <w:szCs w:val="24"/>
+              </w:rPr>
+              <w:t>épse</w:t>
+            </w:r>
+            <w:r>
+              <w:rPr>
+                <w:rFonts w:ascii="Arial" w:hAnsi="Arial" w:cs="Arial"/>
+                <w:b/>
+                <w:bCs/>
+                <w:iCs/>
+                <w:color w:val="000000"/>
+                <w:sz w:val="24"/>
+                <w:szCs w:val="24"/>
+              </w:rPr>
+              <w:t xml:space="preserve"> AMEDEMEGNAH</w:t>
+            </w:r>
+            <w:r>
+              <w:rPr>
+                <w:rFonts w:ascii="Arial" w:hAnsi="Arial" w:cs="Arial"/>
+                <w:b/>
+                <w:bCs/>
+                <w:iCs/>
+                <w:color w:val="000000"/>
+                <w:sz w:val="24"/>
+                <w:szCs w:val="24"/>
+                <w:lang w:val="en-US"/>
+              </w:rPr>
+              <w:t xml:space="preserve"> </w:t>
+            </w:r>
+            <w:r>
+              <w:rPr>
+                <w:rFonts w:ascii="Arial" w:hAnsi="Arial" w:cs="Arial"/>
+                <w:bCs/>
+                <w:iCs/>
+                <w:sz w:val="24"/>
+                <w:szCs w:val="24"/>
+              </w:rPr>
+              <w:t>Respon</w:t>
+            </w:r>
+            <w:bookmarkStart w:id="3" w:name="_GoBack"/>
+            <w:bookmarkEnd w:id="3"/>
+            <w:r>
+              <w:rPr>
+                <w:rFonts w:ascii="Arial" w:hAnsi="Arial" w:cs="Arial"/>
+                <w:bCs/>
+                <w:iCs/>
+                <w:sz w:val="24"/>
+                <w:szCs w:val="24"/>
+              </w:rPr>
+              <w:t>sable juridique</w:t>
+            </w:r>
           </w:p>
         </w:tc>
       </w:tr>
@@ -2835,6 +2897,120 @@
 <file path=word/numbering.xml><?xml version="1.0" encoding="utf-8"?>
 <w:numbering xmlns:wpc="http://schemas.microsoft.com/office/word/2010/wordprocessingCanvas" xmlns:mc="http://schemas.openxmlformats.org/markup-compatibility/2006" xmlns:o="urn:schemas-microsoft-com:office:office" xmlns:r="http://schemas.openxmlformats.org/officeDocument/2006/relationships" xmlns:m="http://schemas.openxmlformats.org/officeDocument/2006/math" xmlns:v="urn:schemas-microsoft-com:vml" xmlns:wp14="http://schemas.microsoft.com/office/word/2010/wordprocessingDrawing" xmlns:wp="http://schemas.openxmlformats.org/drawingml/2006/wordprocessingDrawing" xmlns:w10="urn:schemas-microsoft-com:office:word" xmlns:w="http://schemas.openxmlformats.org/wordprocessingml/2006/main" xmlns:w14="http://schemas.microsoft.com/office/word/2010/wordml" xmlns:wpg="http://schemas.microsoft.com/office/word/2010/wordprocessingGroup" xmlns:wpi="http://schemas.microsoft.com/office/word/2010/wordprocessingInk" xmlns:wne="http://schemas.microsoft.com/office/word/2006/wordml" xmlns:wps="http://schemas.microsoft.com/office/word/2010/wordprocessingShape" xmlns:wpsCustomData="http://www.wps.cn/officeDocument/2013/wpsCustomData" mc:Ignorable="w14 wp14">
   <w:abstractNum w:abstractNumId="0">
+    <w:nsid w:val="9DB4AE36"/>
+    <w:multiLevelType w:val="multilevel"/>
+    <w:tmpl w:val="9DB4AE36"/>
+    <w:lvl w:ilvl="0" w:tentative="0">
+      <w:start w:val="13"/>
+      <w:numFmt w:val="upperLetter"/>
+      <w:suff w:val="space"/>
+      <w:lvlText w:val="%1."/>
+      <w:lvlJc w:val="left"/>
+      <w:pPr>
+        <w:tabs>
+          <w:tab w:val="left" w:pos="0"/>
+        </w:tabs>
+        <w:ind w:left="0" w:firstLine="0"/>
+      </w:pPr>
+    </w:lvl>
+    <w:lvl w:ilvl="1" w:tentative="0">
+      <w:start w:val="1"/>
+      <w:numFmt w:val="decimal"/>
+      <w:lvlText w:val="%2."/>
+      <w:lvlJc w:val="left"/>
+      <w:pPr>
+        <w:tabs>
+          <w:tab w:val="left" w:pos="1080"/>
+        </w:tabs>
+        <w:ind w:left="1080" w:hanging="360"/>
+      </w:pPr>
+    </w:lvl>
+    <w:lvl w:ilvl="2" w:tentative="0">
+      <w:start w:val="1"/>
+      <w:numFmt w:val="decimal"/>
+      <w:lvlText w:val="%3."/>
+      <w:lvlJc w:val="left"/>
+      <w:pPr>
+        <w:tabs>
+          <w:tab w:val="left" w:pos="1440"/>
+        </w:tabs>
+        <w:ind w:left="1440" w:hanging="360"/>
+      </w:pPr>
+    </w:lvl>
+    <w:lvl w:ilvl="3" w:tentative="0">
+      <w:start w:val="1"/>
+      <w:numFmt w:val="decimal"/>
+      <w:lvlText w:val="%4."/>
+      <w:lvlJc w:val="left"/>
+      <w:pPr>
+        <w:tabs>
+          <w:tab w:val="left" w:pos="1800"/>
+        </w:tabs>
+        <w:ind w:left="1800" w:hanging="360"/>
+      </w:pPr>
+    </w:lvl>
+    <w:lvl w:ilvl="4" w:tentative="0">
+      <w:start w:val="1"/>
+      <w:numFmt w:val="decimal"/>
+      <w:lvlText w:val="%5."/>
+      <w:lvlJc w:val="left"/>
+      <w:pPr>
+        <w:tabs>
+          <w:tab w:val="left" w:pos="2160"/>
+        </w:tabs>
+        <w:ind w:left="2160" w:hanging="360"/>
+      </w:pPr>
+    </w:lvl>
+    <w:lvl w:ilvl="5" w:tentative="0">
+      <w:start w:val="1"/>
+      <w:numFmt w:val="decimal"/>
+      <w:lvlText w:val="%6."/>
+      <w:lvlJc w:val="left"/>
+      <w:pPr>
+        <w:tabs>
+          <w:tab w:val="left" w:pos="2520"/>
+        </w:tabs>
+        <w:ind w:left="2520" w:hanging="360"/>
+      </w:pPr>
+    </w:lvl>
+    <w:lvl w:ilvl="6" w:tentative="0">
+      <w:start w:val="1"/>
+      <w:numFmt w:val="decimal"/>
+      <w:lvlText w:val="%7."/>
+      <w:lvlJc w:val="left"/>
+      <w:pPr>
+        <w:tabs>
+          <w:tab w:val="left" w:pos="2880"/>
+        </w:tabs>
+        <w:ind w:left="2880" w:hanging="360"/>
+      </w:pPr>
+    </w:lvl>
+    <w:lvl w:ilvl="7" w:tentative="0">
+      <w:start w:val="1"/>
+      <w:numFmt w:val="decimal"/>
+      <w:lvlText w:val="%8."/>
+      <w:lvlJc w:val="left"/>
+      <w:pPr>
+        <w:tabs>
+          <w:tab w:val="left" w:pos="3240"/>
+        </w:tabs>
+        <w:ind w:left="3240" w:hanging="360"/>
+      </w:pPr>
+    </w:lvl>
+    <w:lvl w:ilvl="8" w:tentative="0">
+      <w:start w:val="1"/>
+      <w:numFmt w:val="decimal"/>
+      <w:lvlText w:val="%9."/>
+      <w:lvlJc w:val="left"/>
+      <w:pPr>
+        <w:tabs>
+          <w:tab w:val="left" w:pos="3600"/>
+        </w:tabs>
+        <w:ind w:left="3600" w:hanging="360"/>
+      </w:pPr>
+    </w:lvl>
+  </w:abstractNum>
+  <w:abstractNum w:abstractNumId="1">
     <w:nsid w:val="CDEAFEFF"/>
     <w:multiLevelType w:val="multilevel"/>
     <w:tmpl w:val="CDEAFEFF"/>
@@ -2947,7 +3123,7 @@
       </w:pPr>
     </w:lvl>
   </w:abstractNum>
-  <w:abstractNum w:abstractNumId="1">
+  <w:abstractNum w:abstractNumId="2">
     <w:nsid w:val="0A8C4050"/>
     <w:multiLevelType w:val="multilevel"/>
     <w:tmpl w:val="0A8C4050"/>
@@ -3037,10 +3213,13 @@
     </w:lvl>
   </w:abstractNum>
   <w:num w:numId="1">
-    <w:abstractNumId w:val="0"/>
+    <w:abstractNumId w:val="1"/>
   </w:num>
   <w:num w:numId="2">
-    <w:abstractNumId w:val="1"/>
+    <w:abstractNumId w:val="2"/>
+  </w:num>
+  <w:num w:numId="3">
+    <w:abstractNumId w:val="0"/>
   </w:num>
 </w:numbering>
 </file>
